--- a/course-materials/helpdesk-tier3-advanced/study-packs/Module_2_Automation_PowerShell_Microsoft_Graph_at_Scale.docx
+++ b/course-materials/helpdesk-tier3-advanced/study-packs/Module_2_Automation_PowerShell_Microsoft_Graph_at_Scale.docx
@@ -1704,16 +1704,8 @@
       </w:r>
     </w:p>
     <w:p>
-      <w:pPr>
-        <w:pStyle w:val="Heading2"/>
-      </w:pPr>
-      <w:r>
-        <w:t>Dynamic vs assigned groups</w:t>
-      </w:r>
-    </w:p>
-    <w:p>
-      <w:r>
-        <w:t>An assigned group is one you add and remove members from by hand (or by script). A dynamic group recalculates its membership from a membership rule — for example, all Windows devices. You manage assigned groups with New-MgGroupMember; you manage dynamic ones by editing the rule.</w:t>
+      <w:r>
+        <w:t>Devices need one extra hop. A managedDevice from Intune exposes AzureAdDeviceId, which is the Entra deviceId — a different GUID from the directory object id that relationship calls such as New-MgGroupMember require. Resolve the directory object first:</w:t>
       </w:r>
     </w:p>
     <w:p>
@@ -1725,6 +1717,47 @@
           <w:rFonts w:ascii="Consolas" w:hAnsi="Consolas"/>
           <w:sz w:val="18"/>
         </w:rPr>
+        <w:t># managedDevice -&gt; Entra directory object -&gt; group membership</w:t>
+        <w:br/>
+      </w:r>
+      <w:r>
+        <w:rPr>
+          <w:rFonts w:ascii="Consolas" w:hAnsi="Consolas"/>
+          <w:sz w:val="18"/>
+        </w:rPr>
+        <w:t>$dev = Get-MgDevice -Filter "deviceId eq '$($managed.AzureAdDeviceId)'"</w:t>
+        <w:br/>
+      </w:r>
+      <w:r>
+        <w:rPr>
+          <w:rFonts w:ascii="Consolas" w:hAnsi="Consolas"/>
+          <w:sz w:val="18"/>
+        </w:rPr>
+        <w:t>New-MgGroupMember -GroupId $groupId -DirectoryObjectId $dev.Id</w:t>
+      </w:r>
+    </w:p>
+    <w:p>
+      <w:pPr>
+        <w:pStyle w:val="Heading2"/>
+      </w:pPr>
+      <w:r>
+        <w:t>Dynamic vs assigned groups</w:t>
+      </w:r>
+    </w:p>
+    <w:p>
+      <w:r>
+        <w:t>An assigned group is one you add and remove members from by hand (or by script). A dynamic group recalculates its membership from a membership rule — for example, all Windows devices. You manage assigned groups with New-MgGroupMember; you manage dynamic ones by editing the rule.</w:t>
+      </w:r>
+    </w:p>
+    <w:p>
+      <w:pPr>
+        <w:ind w:left="280"/>
+      </w:pPr>
+      <w:r>
+        <w:rPr>
+          <w:rFonts w:ascii="Consolas" w:hAnsi="Consolas"/>
+          <w:sz w:val="18"/>
+        </w:rPr>
         <w:t># A dynamic device group: rule, not manual members</w:t>
         <w:br/>
       </w:r>
@@ -5666,7 +5699,31 @@
           <w:rFonts w:ascii="Consolas" w:hAnsi="Consolas"/>
           <w:sz w:val="18"/>
         </w:rPr>
-        <w:t xml:space="preserve">                    New-MgGroupMember -GroupId $RemediationGroupId -DirectoryObjectId $d.AzureAdDeviceId -ErrorAction Stop</w:t>
+        <w:t xml:space="preserve">                    # AzureAdDeviceId is the Entra deviceId, NOT the directory object id that</w:t>
+        <w:br/>
+      </w:r>
+      <w:r>
+        <w:rPr>
+          <w:rFonts w:ascii="Consolas" w:hAnsi="Consolas"/>
+          <w:sz w:val="18"/>
+        </w:rPr>
+        <w:t xml:space="preserve">                    # New-MgGroupMember needs -- resolve the device object first.</w:t>
+        <w:br/>
+      </w:r>
+      <w:r>
+        <w:rPr>
+          <w:rFonts w:ascii="Consolas" w:hAnsi="Consolas"/>
+          <w:sz w:val="18"/>
+        </w:rPr>
+        <w:t xml:space="preserve">                    $obj = Get-MgDevice -Filter "deviceId eq '$($d.AzureAdDeviceId)'" -ErrorAction Stop</w:t>
+        <w:br/>
+      </w:r>
+      <w:r>
+        <w:rPr>
+          <w:rFonts w:ascii="Consolas" w:hAnsi="Consolas"/>
+          <w:sz w:val="18"/>
+        </w:rPr>
+        <w:t xml:space="preserve">                    New-MgGroupMember -GroupId $RemediationGroupId -DirectoryObjectId $obj.Id -ErrorAction Stop</w:t>
         <w:br/>
       </w:r>
       <w:r>
